--- a/courseware/LG-Certified Lean Six Sigma Black Belt (CLSSBB) Training.docx
+++ b/courseware/LG-Certified Lean Six Sigma Black Belt (CLSSBB) Training.docx
@@ -179,7 +179,7 @@
           <w:color w:val="1F6FEB"/>
           <w:sz w:val="24"/>
         </w:rPr>
-        <w:t>Version 3</w:t>
+        <w:t>Version 4</w:t>
       </w:r>
     </w:p>
     <w:p>
@@ -366,7 +366,7 @@
               <w:rPr>
                 <w:sz w:val="19"/>
               </w:rPr>
-              <w:t>20 July 2026</w:t>
+              <w:t>23 September 2026</w:t>
             </w:r>
           </w:p>
         </w:tc>
@@ -424,7 +424,7 @@
               <w:rPr>
                 <w:sz w:val="19"/>
               </w:rPr>
-              <w:t>20 July 2026</w:t>
+              <w:t>23 September 2026</w:t>
             </w:r>
           </w:p>
         </w:tc>
@@ -457,6 +457,64 @@
           </w:p>
         </w:tc>
       </w:tr>
+      <w:tr>
+        <w:tc>
+          <w:tcPr>
+            <w:tcW w:type="dxa" w:w="2160"/>
+          </w:tcPr>
+          <w:p>
+            <w:r/>
+            <w:r>
+              <w:rPr>
+                <w:sz w:val="19"/>
+              </w:rPr>
+              <w:t>3</w:t>
+            </w:r>
+          </w:p>
+        </w:tc>
+        <w:tc>
+          <w:tcPr>
+            <w:tcW w:type="dxa" w:w="2160"/>
+          </w:tcPr>
+          <w:p>
+            <w:r/>
+            <w:r>
+              <w:rPr>
+                <w:sz w:val="19"/>
+              </w:rPr>
+              <w:t>23 September 2026</w:t>
+            </w:r>
+          </w:p>
+        </w:tc>
+        <w:tc>
+          <w:tcPr>
+            <w:tcW w:type="dxa" w:w="2160"/>
+          </w:tcPr>
+          <w:p>
+            <w:r/>
+            <w:r>
+              <w:rPr>
+                <w:sz w:val="19"/>
+              </w:rPr>
+              <w:t>Hands-on lab data release. Every lab now has its OWN folder under labs/ containing the worksheet and an Excel workbook: 20 labs carry simulated process datasets and 14 carry structured templates. All data describes one running process (the Meridian Medical Devices seal-weld line), so figures reconcile across labs — baseline Ppk 0.62 in Lab 14, the proven Xs in Labs 18-21, the DOE optimum in Labs 23-25, improved Ppk 1.40 in Lab 27 and the SGD 487,000 benefit in Lab 30 against the SGD 812,000 COPQ chartered in Lab 1. Every workbook opens on a Data Dictionary sheet. The Learner Guide now lists the data files for each lab and points at the lab folder.</w:t>
+            </w:r>
+          </w:p>
+        </w:tc>
+        <w:tc>
+          <w:tcPr>
+            <w:tcW w:type="dxa" w:w="2160"/>
+          </w:tcPr>
+          <w:p>
+            <w:r/>
+            <w:r>
+              <w:rPr>
+                <w:sz w:val="19"/>
+              </w:rPr>
+              <w:t>Dr. Alfred Ang</w:t>
+            </w:r>
+          </w:p>
+        </w:tc>
+      </w:tr>
     </w:tbl>
     <w:p>
       <w:r>
@@ -608,7 +666,7 @@
         </w:rPr>
         <w:t>Lab 2 — Portfolio Selection, Strategy Alignment and the Black Belt Role</w:t>
         <w:tab/>
-        <w:t>10</w:t>
+        <w:t>11</w:t>
       </w:r>
     </w:p>
     <w:p>
@@ -667,7 +725,7 @@
         </w:rPr>
         <w:t>Lab 4 — Voice of the Customer, Affinity and Kano — In Depth</w:t>
         <w:tab/>
-        <w:t>14</w:t>
+        <w:t>15</w:t>
       </w:r>
     </w:p>
     <w:p>
@@ -727,7 +785,7 @@
         </w:rPr>
         <w:t>Lab 7 — Stakeholder Analysis, Resistance Management and Change Leadership</w:t>
         <w:tab/>
-        <w:t>19</w:t>
+        <w:t>20</w:t>
       </w:r>
     </w:p>
     <w:p>
@@ -746,7 +804,7 @@
         </w:rPr>
         <w:t>MEASURE — Measure at Black Belt Depth — Advanced Measurement Systems  (16%)</w:t>
         <w:tab/>
-        <w:t>21</w:t>
+        <w:t>22</w:t>
       </w:r>
     </w:p>
     <w:p>
@@ -766,7 +824,7 @@
         </w:rPr>
         <w:t>Lab 8 — Value Stream Mapping, Takt Time and the Eight Wastes — In Depth</w:t>
         <w:tab/>
-        <w:t>22</w:t>
+        <w:t>23</w:t>
       </w:r>
     </w:p>
     <w:p>
@@ -786,7 +844,7 @@
         </w:rPr>
         <w:t>Lab 9 — Data Types, Operational Definitions and the Data Collection Plan</w:t>
         <w:tab/>
-        <w:t>23</w:t>
+        <w:t>24</w:t>
       </w:r>
     </w:p>
     <w:p>
@@ -806,7 +864,7 @@
         </w:rPr>
         <w:t>Lab 10 — Sampling Strategy, Sample Size and Rational Subgrouping</w:t>
         <w:tab/>
-        <w:t>25</w:t>
+        <w:t>26</w:t>
       </w:r>
     </w:p>
     <w:p>
@@ -826,7 +884,7 @@
         </w:rPr>
         <w:t>Lab 11 — Continuous Gage R&amp;R — In Depth</w:t>
         <w:tab/>
-        <w:t>26</w:t>
+        <w:t>28</w:t>
       </w:r>
     </w:p>
     <w:p>
@@ -846,7 +904,7 @@
         </w:rPr>
         <w:t>Lab 12 — Attribute MSA and Kappa Analysis (Black Belt Only)</w:t>
         <w:tab/>
-        <w:t>28</w:t>
+        <w:t>30</w:t>
       </w:r>
     </w:p>
     <w:p>
@@ -866,7 +924,7 @@
         </w:rPr>
         <w:t>Lab 13 — Nested and Destructive Gauge Studies (Black Belt Only)</w:t>
         <w:tab/>
-        <w:t>30</w:t>
+        <w:t>32</w:t>
       </w:r>
     </w:p>
     <w:p>
@@ -886,7 +944,7 @@
         </w:rPr>
         <w:t>Lab 14 — Baseline Capability — Cp, Cpk, Pp, Ppk and Non-Normal Data</w:t>
         <w:tab/>
-        <w:t>32</w:t>
+        <w:t>34</w:t>
       </w:r>
     </w:p>
     <w:p>
@@ -905,7 +963,7 @@
         </w:rPr>
         <w:t>ANALYZE — Analyze at Black Belt Depth — Advanced Statistical Analysis  (22%)</w:t>
         <w:tab/>
-        <w:t>34</w:t>
+        <w:t>36</w:t>
       </w:r>
     </w:p>
     <w:p>
@@ -925,7 +983,7 @@
         </w:rPr>
         <w:t>Lab 15 — Variation, Run Charts, Pareto and Stratification — In Depth</w:t>
         <w:tab/>
-        <w:t>34</w:t>
+        <w:t>37</w:t>
       </w:r>
     </w:p>
     <w:p>
@@ -945,7 +1003,7 @@
         </w:rPr>
         <w:t>Lab 16 — Fishbone, 5 Whys and Cause Prioritisation — In Depth</w:t>
         <w:tab/>
-        <w:t>36</w:t>
+        <w:t>39</w:t>
       </w:r>
     </w:p>
     <w:p>
@@ -965,7 +1023,7 @@
         </w:rPr>
         <w:t>Lab 17 — Hypothesis Testing — In Depth, With Test Selection</w:t>
         <w:tab/>
-        <w:t>38</w:t>
+        <w:t>41</w:t>
       </w:r>
     </w:p>
     <w:p>
@@ -985,7 +1043,7 @@
         </w:rPr>
         <w:t>Lab 18 — Multiple Regression and Model Diagnostics (Black Belt Only)</w:t>
         <w:tab/>
-        <w:t>40</w:t>
+        <w:t>42</w:t>
       </w:r>
     </w:p>
     <w:p>
@@ -1005,7 +1063,7 @@
         </w:rPr>
         <w:t>Lab 19 — ANOVA, Interactions and Non-Parametric Tests (Black Belt Only)</w:t>
         <w:tab/>
-        <w:t>42</w:t>
+        <w:t>44</w:t>
       </w:r>
     </w:p>
     <w:p>
@@ -1025,7 +1083,7 @@
         </w:rPr>
         <w:t>Lab 20 — Multi-Vari Studies and Chi-Square Analysis (Black Belt Only)</w:t>
         <w:tab/>
-        <w:t>44</w:t>
+        <w:t>46</w:t>
       </w:r>
     </w:p>
     <w:p>
@@ -1045,7 +1103,7 @@
         </w:rPr>
         <w:t>Lab 21 — Analyze Tollgate — Proving Root Cause and Telling the Data Story</w:t>
         <w:tab/>
-        <w:t>46</w:t>
+        <w:t>48</w:t>
       </w:r>
     </w:p>
     <w:p>
@@ -1064,7 +1122,7 @@
         </w:rPr>
         <w:t>IMPROVE — Improve at Black Belt Depth — Design of Experiments  (18%)</w:t>
         <w:tab/>
-        <w:t>48</w:t>
+        <w:t>50</w:t>
       </w:r>
     </w:p>
     <w:p>
@@ -1084,7 +1142,7 @@
         </w:rPr>
         <w:t>Lab 22 — Solution Generation, Selection and Lean Countermeasures — In Depth</w:t>
         <w:tab/>
-        <w:t>49</w:t>
+        <w:t>51</w:t>
       </w:r>
     </w:p>
     <w:p>
@@ -1104,7 +1162,7 @@
         </w:rPr>
         <w:t>Lab 23 — Full Factorial Design of Experiments (Black Belt Only)</w:t>
         <w:tab/>
-        <w:t>50</w:t>
+        <w:t>53</w:t>
       </w:r>
     </w:p>
     <w:p>
@@ -1124,7 +1182,7 @@
         </w:rPr>
         <w:t>Lab 24 — Fractional Factorial Designs, Confounding and Resolution (Black Belt Only)</w:t>
         <w:tab/>
-        <w:t>52</w:t>
+        <w:t>55</w:t>
       </w:r>
     </w:p>
     <w:p>
@@ -1144,7 +1202,7 @@
         </w:rPr>
         <w:t>Lab 25 — Response Surface Methodology and Robust Design (Black Belt Only)</w:t>
         <w:tab/>
-        <w:t>54</w:t>
+        <w:t>57</w:t>
       </w:r>
     </w:p>
     <w:p>
@@ -1164,7 +1222,7 @@
         </w:rPr>
         <w:t>Lab 26 — FMEA, Pilot Design and Implementation Planning — In Depth</w:t>
         <w:tab/>
-        <w:t>56</w:t>
+        <w:t>59</w:t>
       </w:r>
     </w:p>
     <w:p>
@@ -1183,7 +1241,7 @@
         </w:rPr>
         <w:t>CONTROL — Control at Black Belt Depth — Advanced SPC &amp; Sustaining  (12%)</w:t>
         <w:tab/>
-        <w:t>58</w:t>
+        <w:t>61</w:t>
       </w:r>
     </w:p>
     <w:p>
@@ -1203,7 +1261,7 @@
         </w:rPr>
         <w:t>Lab 27 — Statistical Process Control and Chart Selection — In Depth</w:t>
         <w:tab/>
-        <w:t>58</w:t>
+        <w:t>62</w:t>
       </w:r>
     </w:p>
     <w:p>
@@ -1223,7 +1281,7 @@
         </w:rPr>
         <w:t>Lab 28 — CUSUM, EWMA and Short-Run SPC (Black Belt Only)</w:t>
         <w:tab/>
-        <w:t>59</w:t>
+        <w:t>63</w:t>
       </w:r>
     </w:p>
     <w:p>
@@ -1243,7 +1301,7 @@
         </w:rPr>
         <w:t>Lab 29 — Multivariate SPC and Control Plan Governance (Black Belt Only)</w:t>
         <w:tab/>
-        <w:t>61</w:t>
+        <w:t>65</w:t>
       </w:r>
     </w:p>
     <w:p>
@@ -1263,7 +1321,7 @@
         </w:rPr>
         <w:t>Lab 30 — Financial Benefits Validation, Handover and Project Closure</w:t>
         <w:tab/>
-        <w:t>62</w:t>
+        <w:t>67</w:t>
       </w:r>
     </w:p>
     <w:p>
@@ -1282,7 +1340,7 @@
         </w:rPr>
         <w:t>CAPSTONE — Capstone Project &amp; Steering Committee Presentation  (10%)</w:t>
         <w:tab/>
-        <w:t>64</w:t>
+        <w:t>68</w:t>
       </w:r>
     </w:p>
     <w:p>
@@ -1302,7 +1360,7 @@
         </w:rPr>
         <w:t>Lab 31 — Consolidating Your Capstone — The A3 Storyboard</w:t>
         <w:tab/>
-        <w:t>65</w:t>
+        <w:t>69</w:t>
       </w:r>
     </w:p>
     <w:p>
@@ -1322,7 +1380,7 @@
         </w:rPr>
         <w:t>Lab 32 — Building the Steering Committee Presentation</w:t>
         <w:tab/>
-        <w:t>66</w:t>
+        <w:t>70</w:t>
       </w:r>
     </w:p>
     <w:p>
@@ -1342,7 +1400,7 @@
         </w:rPr>
         <w:t>Lab 33 — Capstone Presentation and Defence</w:t>
         <w:tab/>
-        <w:t>67</w:t>
+        <w:t>72</w:t>
       </w:r>
     </w:p>
     <w:p>
@@ -1362,7 +1420,7 @@
         </w:rPr>
         <w:t>Lab 34 — Lessons Learned, Mentoring Green Belts and Your Black Belt Journey</w:t>
         <w:tab/>
-        <w:t>68</w:t>
+        <w:t>73</w:t>
       </w:r>
     </w:p>
     <w:p>
@@ -1381,7 +1439,7 @@
         </w:rPr>
         <w:t>Quick Reference — Formulas You Should Know</w:t>
         <w:tab/>
-        <w:t>70</w:t>
+        <w:t>75</w:t>
       </w:r>
     </w:p>
     <w:p>
@@ -1400,7 +1458,7 @@
         </w:rPr>
         <w:t>Quick Reference — The Eight Wastes (DOWNTIME)</w:t>
         <w:tab/>
-        <w:t>70</w:t>
+        <w:t>75</w:t>
       </w:r>
     </w:p>
     <w:p>
@@ -1419,7 +1477,7 @@
         </w:rPr>
         <w:t>Preparing for the Assessment</w:t>
         <w:tab/>
-        <w:t>70</w:t>
+        <w:t>76</w:t>
       </w:r>
     </w:p>
     <w:p>
@@ -1438,7 +1496,7 @@
         </w:rPr>
         <w:t>Glossary</w:t>
         <w:tab/>
-        <w:t>71</w:t>
+        <w:t>76</w:t>
       </w:r>
     </w:p>
     <w:p>
@@ -2155,6 +2213,29 @@
           <w:color w:val="1F6FEB"/>
           <w:sz w:val="22"/>
         </w:rPr>
+        <w:t>Data files for this lab</w:t>
+      </w:r>
+    </w:p>
+    <w:p>
+      <w:pPr>
+        <w:pStyle w:val="ListBullet"/>
+      </w:pPr>
+      <w:r>
+        <w:t>lab-01-project-selection-and-charter.xlsx — template. A project selection matrix pre-loaded with six candidate projects, and a blank charter form.</w:t>
+      </w:r>
+    </w:p>
+    <w:p>
+      <w:r>
+        <w:t>Each workbook opens on a Data Dictionary sheet defining every column, its unit and the specification limits.</w:t>
+      </w:r>
+    </w:p>
+    <w:p>
+      <w:r>
+        <w:rPr>
+          <w:b/>
+          <w:color w:val="1F6FEB"/>
+          <w:sz w:val="22"/>
+        </w:rPr>
         <w:t>Check your work</w:t>
       </w:r>
     </w:p>
@@ -2175,7 +2256,7 @@
         <w:rPr>
           <w:sz w:val="20"/>
         </w:rPr>
-        <w:t>The full worksheet for this lab is in labs/lab-01-*.md.</w:t>
+        <w:t>The full worksheet and the data files for this lab are in labs/lab-01-select-and-charter-your-capstone-project/.</w:t>
       </w:r>
     </w:p>
     <w:p/>
@@ -2401,6 +2482,29 @@
           <w:color w:val="1F6FEB"/>
           <w:sz w:val="22"/>
         </w:rPr>
+        <w:t>Data files for this lab</w:t>
+      </w:r>
+    </w:p>
+    <w:p>
+      <w:pPr>
+        <w:pStyle w:val="ListBullet"/>
+      </w:pPr>
+      <w:r>
+        <w:t>lab-02-portfolio-and-belt-roles.xlsx — template. A portfolio of eight live projects to balance against strategy, plus a belt role matrix.</w:t>
+      </w:r>
+    </w:p>
+    <w:p>
+      <w:r>
+        <w:t>Each workbook opens on a Data Dictionary sheet defining every column, its unit and the specification limits.</w:t>
+      </w:r>
+    </w:p>
+    <w:p>
+      <w:r>
+        <w:rPr>
+          <w:b/>
+          <w:color w:val="1F6FEB"/>
+          <w:sz w:val="22"/>
+        </w:rPr>
         <w:t>Check your work</w:t>
       </w:r>
     </w:p>
@@ -2421,7 +2525,7 @@
         <w:rPr>
           <w:sz w:val="20"/>
         </w:rPr>
-        <w:t>The full worksheet for this lab is in labs/lab-02-*.md.</w:t>
+        <w:t>The full worksheet and the data files for this lab are in labs/lab-02-portfolio-selection-strategy-alignment-and-the-black-belt-ro/.</w:t>
       </w:r>
     </w:p>
     <w:p/>
@@ -2662,6 +2766,29 @@
           <w:color w:val="1F6FEB"/>
           <w:sz w:val="22"/>
         </w:rPr>
+        <w:t>Data files for this lab</w:t>
+      </w:r>
+    </w:p>
+    <w:p>
+      <w:pPr>
+        <w:pStyle w:val="ListBullet"/>
+      </w:pPr>
+      <w:r>
+        <w:t>lab-03-baseline-sigma-calculator.xlsx — template. Twelve months of production and defect counts — compute DPU, DPO, DPMO, yield, RTY and the baseline sigma level for your project Y.</w:t>
+      </w:r>
+    </w:p>
+    <w:p>
+      <w:r>
+        <w:t>Each workbook opens on a Data Dictionary sheet defining every column, its unit and the specification limits.</w:t>
+      </w:r>
+    </w:p>
+    <w:p>
+      <w:r>
+        <w:rPr>
+          <w:b/>
+          <w:color w:val="1F6FEB"/>
+          <w:sz w:val="22"/>
+        </w:rPr>
         <w:t>Check your work</w:t>
       </w:r>
     </w:p>
@@ -2682,7 +2809,7 @@
         <w:rPr>
           <w:sz w:val="20"/>
         </w:rPr>
-        <w:t>The full worksheet for this lab is in labs/lab-03-*.md.</w:t>
+        <w:t>The full worksheet and the data files for this lab are in labs/lab-03-dmaic-at-depth-recap-y-fx-and-baseline-sigma-for-your-projec/.</w:t>
       </w:r>
     </w:p>
     <w:p/>
@@ -3018,6 +3145,29 @@
           <w:color w:val="1F6FEB"/>
           <w:sz w:val="22"/>
         </w:rPr>
+        <w:t>Data files for this lab</w:t>
+      </w:r>
+    </w:p>
+    <w:p>
+      <w:pPr>
+        <w:pStyle w:val="ListBullet"/>
+      </w:pPr>
+      <w:r>
+        <w:t>lab-04-voc-affinity-kano.xlsx — template. Forty raw customer verbatims from hospital distributors and biomedical engineers — cluster them, translate them into requirements and classify them on the Kano model.</w:t>
+      </w:r>
+    </w:p>
+    <w:p>
+      <w:r>
+        <w:t>Each workbook opens on a Data Dictionary sheet defining every column, its unit and the specification limits.</w:t>
+      </w:r>
+    </w:p>
+    <w:p>
+      <w:r>
+        <w:rPr>
+          <w:b/>
+          <w:color w:val="1F6FEB"/>
+          <w:sz w:val="22"/>
+        </w:rPr>
         <w:t>Check your work</w:t>
       </w:r>
     </w:p>
@@ -3038,7 +3188,7 @@
         <w:rPr>
           <w:sz w:val="20"/>
         </w:rPr>
-        <w:t>The full worksheet for this lab is in labs/lab-04-*.md.</w:t>
+        <w:t>The full worksheet and the data files for this lab are in labs/lab-04-voice-of-the-customer-affinity-and-kano-in-depth/.</w:t>
       </w:r>
     </w:p>
     <w:p/>
@@ -3279,6 +3429,29 @@
           <w:color w:val="1F6FEB"/>
           <w:sz w:val="22"/>
         </w:rPr>
+        <w:t>Data files for this lab</w:t>
+      </w:r>
+    </w:p>
+    <w:p>
+      <w:pPr>
+        <w:pStyle w:val="ListBullet"/>
+      </w:pPr>
+      <w:r>
+        <w:t>lab-05-ctq-tree-flowdown.xlsx — template. A CTQ tree worksheet that flows the must-be need down to measurable, controllable Xs.</w:t>
+      </w:r>
+    </w:p>
+    <w:p>
+      <w:r>
+        <w:t>Each workbook opens on a Data Dictionary sheet defining every column, its unit and the specification limits.</w:t>
+      </w:r>
+    </w:p>
+    <w:p>
+      <w:r>
+        <w:rPr>
+          <w:b/>
+          <w:color w:val="1F6FEB"/>
+          <w:sz w:val="22"/>
+        </w:rPr>
         <w:t>Check your work</w:t>
       </w:r>
     </w:p>
@@ -3299,7 +3472,7 @@
         <w:rPr>
           <w:sz w:val="20"/>
         </w:rPr>
-        <w:t>The full worksheet for this lab is in labs/lab-05-*.md.</w:t>
+        <w:t>The full worksheet and the data files for this lab are in labs/lab-05-ctq-trees-and-ctq-flowdown-to-controllable-xs/.</w:t>
       </w:r>
     </w:p>
     <w:p/>
@@ -3550,6 +3723,29 @@
           <w:color w:val="1F6FEB"/>
           <w:sz w:val="22"/>
         </w:rPr>
+        <w:t>Data files for this lab</w:t>
+      </w:r>
+    </w:p>
+    <w:p>
+      <w:pPr>
+        <w:pStyle w:val="ListBullet"/>
+      </w:pPr>
+      <w:r>
+        <w:t>lab-06-sipoc-process-map.xlsx — template. A SIPOC frame and a swimlane step list for the seal weld process, with handoff analysis.</w:t>
+      </w:r>
+    </w:p>
+    <w:p>
+      <w:r>
+        <w:t>Each workbook opens on a Data Dictionary sheet defining every column, its unit and the specification limits.</w:t>
+      </w:r>
+    </w:p>
+    <w:p>
+      <w:r>
+        <w:rPr>
+          <w:b/>
+          <w:color w:val="1F6FEB"/>
+          <w:sz w:val="22"/>
+        </w:rPr>
         <w:t>Check your work</w:t>
       </w:r>
     </w:p>
@@ -3570,7 +3766,7 @@
         <w:rPr>
           <w:sz w:val="20"/>
         </w:rPr>
-        <w:t>The full worksheet for this lab is in labs/lab-06-*.md.</w:t>
+        <w:t>The full worksheet and the data files for this lab are in labs/lab-06-sipoc-process-mapping-and-scope-governance/.</w:t>
       </w:r>
     </w:p>
     <w:p/>
@@ -3811,6 +4007,29 @@
           <w:color w:val="1F6FEB"/>
           <w:sz w:val="22"/>
         </w:rPr>
+        <w:t>Data files for this lab</w:t>
+      </w:r>
+    </w:p>
+    <w:p>
+      <w:pPr>
+        <w:pStyle w:val="ListBullet"/>
+      </w:pPr>
+      <w:r>
+        <w:t>lab-07-stakeholder-analysis.xlsx — template. Twelve named stakeholders on this project — map their influence and support, and plan the specific action that moves each one.</w:t>
+      </w:r>
+    </w:p>
+    <w:p>
+      <w:r>
+        <w:t>Each workbook opens on a Data Dictionary sheet defining every column, its unit and the specification limits.</w:t>
+      </w:r>
+    </w:p>
+    <w:p>
+      <w:r>
+        <w:rPr>
+          <w:b/>
+          <w:color w:val="1F6FEB"/>
+          <w:sz w:val="22"/>
+        </w:rPr>
         <w:t>Check your work</w:t>
       </w:r>
     </w:p>
@@ -3831,7 +4050,7 @@
         <w:rPr>
           <w:sz w:val="20"/>
         </w:rPr>
-        <w:t>The full worksheet for this lab is in labs/lab-07-*.md.</w:t>
+        <w:t>The full worksheet and the data files for this lab are in labs/lab-07-stakeholder-analysis-resistance-management-and-change-leader/.</w:t>
       </w:r>
     </w:p>
     <w:p/>
@@ -4198,6 +4417,29 @@
           <w:color w:val="1F6FEB"/>
           <w:sz w:val="22"/>
         </w:rPr>
+        <w:t>Data files for this lab</w:t>
+      </w:r>
+    </w:p>
+    <w:p>
+      <w:pPr>
+        <w:pStyle w:val="ListBullet"/>
+      </w:pPr>
+      <w:r>
+        <w:t>lab-08-value-stream-map.xlsx — template. Timed process data for the current-state value stream map, with the eight wastes observation log and a takt time calculator.</w:t>
+      </w:r>
+    </w:p>
+    <w:p>
+      <w:r>
+        <w:t>Each workbook opens on a Data Dictionary sheet defining every column, its unit and the specification limits.</w:t>
+      </w:r>
+    </w:p>
+    <w:p>
+      <w:r>
+        <w:rPr>
+          <w:b/>
+          <w:color w:val="1F6FEB"/>
+          <w:sz w:val="22"/>
+        </w:rPr>
         <w:t>Check your work</w:t>
       </w:r>
     </w:p>
@@ -4218,7 +4460,7 @@
         <w:rPr>
           <w:sz w:val="20"/>
         </w:rPr>
-        <w:t>The full worksheet for this lab is in labs/lab-08-*.md.</w:t>
+        <w:t>The full worksheet and the data files for this lab are in labs/lab-08-value-stream-mapping-takt-time-and-the-eight-wastes-in-depth/.</w:t>
       </w:r>
     </w:p>
     <w:p/>
@@ -4474,6 +4716,29 @@
           <w:color w:val="1F6FEB"/>
           <w:sz w:val="22"/>
         </w:rPr>
+        <w:t>Data files for this lab</w:t>
+      </w:r>
+    </w:p>
+    <w:p>
+      <w:pPr>
+        <w:pStyle w:val="ListBullet"/>
+      </w:pPr>
+      <w:r>
+        <w:t>lab-09-data-collection-raw-extract.xlsx — dataset. Raw 240-row MES extract of seal weld burst-pressure tests — deliberately messy, so you can write operational definitions that fix it.</w:t>
+      </w:r>
+    </w:p>
+    <w:p>
+      <w:r>
+        <w:t>Each workbook opens on a Data Dictionary sheet defining every column, its unit and the specification limits.</w:t>
+      </w:r>
+    </w:p>
+    <w:p>
+      <w:r>
+        <w:rPr>
+          <w:b/>
+          <w:color w:val="1F6FEB"/>
+          <w:sz w:val="22"/>
+        </w:rPr>
         <w:t>Check your work</w:t>
       </w:r>
     </w:p>
@@ -4494,7 +4759,7 @@
         <w:rPr>
           <w:sz w:val="20"/>
         </w:rPr>
-        <w:t>The full worksheet for this lab is in labs/lab-09-*.md.</w:t>
+        <w:t>The full worksheet and the data files for this lab are in labs/lab-09-data-types-operational-definitions-and-the-data-collection-p/.</w:t>
       </w:r>
     </w:p>
     <w:p/>
@@ -4750,6 +5015,29 @@
           <w:color w:val="1F6FEB"/>
           <w:sz w:val="22"/>
         </w:rPr>
+        <w:t>Data files for this lab</w:t>
+      </w:r>
+    </w:p>
+    <w:p>
+      <w:pPr>
+        <w:pStyle w:val="ListBullet"/>
+      </w:pPr>
+      <w:r>
+        <w:t>lab-10-sampling-frame.xlsx — dataset. A 600-unit population frame for one month — draw random, stratified, systematic and cluster samples from it and compare what each one tells you.</w:t>
+      </w:r>
+    </w:p>
+    <w:p>
+      <w:r>
+        <w:t>Each workbook opens on a Data Dictionary sheet defining every column, its unit and the specification limits.</w:t>
+      </w:r>
+    </w:p>
+    <w:p>
+      <w:r>
+        <w:rPr>
+          <w:b/>
+          <w:color w:val="1F6FEB"/>
+          <w:sz w:val="22"/>
+        </w:rPr>
         <w:t>Check your work</w:t>
       </w:r>
     </w:p>
@@ -4770,7 +5058,7 @@
         <w:rPr>
           <w:sz w:val="20"/>
         </w:rPr>
-        <w:t>The full worksheet for this lab is in labs/lab-10-*.md.</w:t>
+        <w:t>The full worksheet and the data files for this lab are in labs/lab-10-sampling-strategy-sample-size-and-rational-subgrouping/.</w:t>
       </w:r>
     </w:p>
     <w:p/>
@@ -5026,6 +5314,29 @@
           <w:color w:val="1F6FEB"/>
           <w:sz w:val="22"/>
         </w:rPr>
+        <w:t>Data files for this lab</w:t>
+      </w:r>
+    </w:p>
+    <w:p>
+      <w:pPr>
+        <w:pStyle w:val="ListBullet"/>
+      </w:pPr>
+      <w:r>
+        <w:t>lab-11-gage-rr-continuous.xlsx — dataset. Crossed Gage R&amp;R: 10 parts x 3 operators x 3 trials on the burst-pressure rig. The study is built to FAIL — find out why before you trust any other data.</w:t>
+      </w:r>
+    </w:p>
+    <w:p>
+      <w:r>
+        <w:t>Each workbook opens on a Data Dictionary sheet defining every column, its unit and the specification limits.</w:t>
+      </w:r>
+    </w:p>
+    <w:p>
+      <w:r>
+        <w:rPr>
+          <w:b/>
+          <w:color w:val="1F6FEB"/>
+          <w:sz w:val="22"/>
+        </w:rPr>
         <w:t>Check your work</w:t>
       </w:r>
     </w:p>
@@ -5046,7 +5357,7 @@
         <w:rPr>
           <w:sz w:val="20"/>
         </w:rPr>
-        <w:t>The full worksheet for this lab is in labs/lab-11-*.md.</w:t>
+        <w:t>The full worksheet and the data files for this lab are in labs/lab-11-continuous-gage-rr-in-depth/.</w:t>
       </w:r>
     </w:p>
     <w:p/>
@@ -5317,6 +5628,29 @@
           <w:color w:val="1F6FEB"/>
           <w:sz w:val="22"/>
         </w:rPr>
+        <w:t>Data files for this lab</w:t>
+      </w:r>
+    </w:p>
+    <w:p>
+      <w:pPr>
+        <w:pStyle w:val="ListBullet"/>
+      </w:pPr>
+      <w:r>
+        <w:t>lab-12-attribute-msa-kappa.xlsx — dataset. Attribute agreement study — 50 seal-weld photos, 3 inspectors, 2 trials each, against a known expert reference standard.</w:t>
+      </w:r>
+    </w:p>
+    <w:p>
+      <w:r>
+        <w:t>Each workbook opens on a Data Dictionary sheet defining every column, its unit and the specification limits.</w:t>
+      </w:r>
+    </w:p>
+    <w:p>
+      <w:r>
+        <w:rPr>
+          <w:b/>
+          <w:color w:val="1F6FEB"/>
+          <w:sz w:val="22"/>
+        </w:rPr>
         <w:t>Check your work</w:t>
       </w:r>
     </w:p>
@@ -5337,7 +5671,7 @@
         <w:rPr>
           <w:sz w:val="20"/>
         </w:rPr>
-        <w:t>The full worksheet for this lab is in labs/lab-12-*.md.</w:t>
+        <w:t>The full worksheet and the data files for this lab are in labs/lab-12-attribute-msa-and-kappa-analysis-black-belt-only/.</w:t>
       </w:r>
     </w:p>
     <w:p/>
@@ -5593,6 +5927,29 @@
           <w:color w:val="1F6FEB"/>
           <w:sz w:val="22"/>
         </w:rPr>
+        <w:t>Data files for this lab</w:t>
+      </w:r>
+    </w:p>
+    <w:p>
+      <w:pPr>
+        <w:pStyle w:val="ListBullet"/>
+      </w:pPr>
+      <w:r>
+        <w:t>lab-13-nested-destructive-gauge.xlsx — dataset. Nested (hierarchical) MSA for a DESTRUCTIVE burst test — each specimen can only be measured once, so operators measure different specimens from the same batch.</w:t>
+      </w:r>
+    </w:p>
+    <w:p>
+      <w:r>
+        <w:t>Each workbook opens on a Data Dictionary sheet defining every column, its unit and the specification limits.</w:t>
+      </w:r>
+    </w:p>
+    <w:p>
+      <w:r>
+        <w:rPr>
+          <w:b/>
+          <w:color w:val="1F6FEB"/>
+          <w:sz w:val="22"/>
+        </w:rPr>
         <w:t>Check your work</w:t>
       </w:r>
     </w:p>
@@ -5613,7 +5970,7 @@
         <w:rPr>
           <w:sz w:val="20"/>
         </w:rPr>
-        <w:t>The full worksheet for this lab is in labs/lab-13-*.md.</w:t>
+        <w:t>The full worksheet and the data files for this lab are in labs/lab-13-nested-and-destructive-gauge-studies-black-belt-only/.</w:t>
       </w:r>
     </w:p>
     <w:p/>
@@ -5884,6 +6241,29 @@
           <w:color w:val="1F6FEB"/>
           <w:sz w:val="22"/>
         </w:rPr>
+        <w:t>Data files for this lab</w:t>
+      </w:r>
+    </w:p>
+    <w:p>
+      <w:pPr>
+        <w:pStyle w:val="ListBullet"/>
+      </w:pPr>
+      <w:r>
+        <w:t>lab-14-baseline-capability.xlsx — dataset. 250 baseline burst-pressure readings in 50 subgroups of 5 (normal), plus 200 right-skewed leak-test cycle times for the non-normal capability exercise.</w:t>
+      </w:r>
+    </w:p>
+    <w:p>
+      <w:r>
+        <w:t>Each workbook opens on a Data Dictionary sheet defining every column, its unit and the specification limits.</w:t>
+      </w:r>
+    </w:p>
+    <w:p>
+      <w:r>
+        <w:rPr>
+          <w:b/>
+          <w:color w:val="1F6FEB"/>
+          <w:sz w:val="22"/>
+        </w:rPr>
         <w:t>Check your work</w:t>
       </w:r>
     </w:p>
@@ -5904,7 +6284,7 @@
         <w:rPr>
           <w:sz w:val="20"/>
         </w:rPr>
-        <w:t>The full worksheet for this lab is in labs/lab-14-*.md.</w:t>
+        <w:t>The full worksheet and the data files for this lab are in labs/lab-14-baseline-capability-cp-cpk-pp-ppk-and-nonnormal-data/.</w:t>
       </w:r>
     </w:p>
     <w:p/>
@@ -6294,6 +6674,29 @@
           <w:color w:val="1F6FEB"/>
           <w:sz w:val="22"/>
         </w:rPr>
+        <w:t>Data files for this lab</w:t>
+      </w:r>
+    </w:p>
+    <w:p>
+      <w:pPr>
+        <w:pStyle w:val="ListBullet"/>
+      </w:pPr>
+      <w:r>
+        <w:t>lab-15-run-chart-pareto-stratification.xlsx — dataset. Three sheets: 60 daily Y averages for run-chart pattern analysis, a defect-mode Pareto count, and a plant/line/shift stratification table.</w:t>
+      </w:r>
+    </w:p>
+    <w:p>
+      <w:r>
+        <w:t>Each workbook opens on a Data Dictionary sheet defining every column, its unit and the specification limits.</w:t>
+      </w:r>
+    </w:p>
+    <w:p>
+      <w:r>
+        <w:rPr>
+          <w:b/>
+          <w:color w:val="1F6FEB"/>
+          <w:sz w:val="22"/>
+        </w:rPr>
         <w:t>Check your work</w:t>
       </w:r>
     </w:p>
@@ -6314,7 +6717,7 @@
         <w:rPr>
           <w:sz w:val="20"/>
         </w:rPr>
-        <w:t>The full worksheet for this lab is in labs/lab-15-*.md.</w:t>
+        <w:t>The full worksheet and the data files for this lab are in labs/lab-15-variation-run-charts-pareto-and-stratification-in-depth/.</w:t>
       </w:r>
     </w:p>
     <w:p/>
@@ -6585,6 +6988,29 @@
           <w:color w:val="1F6FEB"/>
           <w:sz w:val="22"/>
         </w:rPr>
+        <w:t>Data files for this lab</w:t>
+      </w:r>
+    </w:p>
+    <w:p>
+      <w:pPr>
+        <w:pStyle w:val="ListBullet"/>
+      </w:pPr>
+      <w:r>
+        <w:t>lab-16-cause-prioritisation.xlsx — template. The 12 candidate causes the team brainstormed onto the fishbone — score and rank them into the vital few worth testing statistically.</w:t>
+      </w:r>
+    </w:p>
+    <w:p>
+      <w:r>
+        <w:t>Each workbook opens on a Data Dictionary sheet defining every column, its unit and the specification limits.</w:t>
+      </w:r>
+    </w:p>
+    <w:p>
+      <w:r>
+        <w:rPr>
+          <w:b/>
+          <w:color w:val="1F6FEB"/>
+          <w:sz w:val="22"/>
+        </w:rPr>
         <w:t>Check your work</w:t>
       </w:r>
     </w:p>
@@ -6605,7 +7031,7 @@
         <w:rPr>
           <w:sz w:val="20"/>
         </w:rPr>
-        <w:t>The full worksheet for this lab is in labs/lab-16-*.md.</w:t>
+        <w:t>The full worksheet and the data files for this lab are in labs/lab-16-fishbone-5-whys-and-cause-prioritisation-in-depth/.</w:t>
       </w:r>
     </w:p>
     <w:p/>
@@ -6891,6 +7317,29 @@
           <w:color w:val="1F6FEB"/>
           <w:sz w:val="22"/>
         </w:rPr>
+        <w:t>Data files for this lab</w:t>
+      </w:r>
+    </w:p>
+    <w:p>
+      <w:pPr>
+        <w:pStyle w:val="ListBullet"/>
+      </w:pPr>
+      <w:r>
+        <w:t>lab-17-hypothesis-testing.xlsx — dataset. Three tests on one sheet each: a 2-sample t (old vs new fixture), a paired t (before/after operator re-training) and a 2-proportion test (defect rates by plant).</w:t>
+      </w:r>
+    </w:p>
+    <w:p>
+      <w:r>
+        <w:t>Each workbook opens on a Data Dictionary sheet defining every column, its unit and the specification limits.</w:t>
+      </w:r>
+    </w:p>
+    <w:p>
+      <w:r>
+        <w:rPr>
+          <w:b/>
+          <w:color w:val="1F6FEB"/>
+          <w:sz w:val="22"/>
+        </w:rPr>
         <w:t>Check your work</w:t>
       </w:r>
     </w:p>
@@ -6911,7 +7360,7 @@
         <w:rPr>
           <w:sz w:val="20"/>
         </w:rPr>
-        <w:t>The full worksheet for this lab is in labs/lab-17-*.md.</w:t>
+        <w:t>The full worksheet and the data files for this lab are in labs/lab-17-hypothesis-testing-in-depth-with-test-selection/.</w:t>
       </w:r>
     </w:p>
     <w:p/>
@@ -7212,6 +7661,29 @@
           <w:color w:val="1F6FEB"/>
           <w:sz w:val="22"/>
         </w:rPr>
+        <w:t>Data files for this lab</w:t>
+      </w:r>
+    </w:p>
+    <w:p>
+      <w:pPr>
+        <w:pStyle w:val="ListBullet"/>
+      </w:pPr>
+      <w:r>
+        <w:t>lab-18-multiple-regression.xlsx — dataset. 120 production runs with five candidate Xs against burst pressure — including two predictors that are collinear on purpose.</w:t>
+      </w:r>
+    </w:p>
+    <w:p>
+      <w:r>
+        <w:t>Each workbook opens on a Data Dictionary sheet defining every column, its unit and the specification limits.</w:t>
+      </w:r>
+    </w:p>
+    <w:p>
+      <w:r>
+        <w:rPr>
+          <w:b/>
+          <w:color w:val="1F6FEB"/>
+          <w:sz w:val="22"/>
+        </w:rPr>
         <w:t>Check your work</w:t>
       </w:r>
     </w:p>
@@ -7232,7 +7704,7 @@
         <w:rPr>
           <w:sz w:val="20"/>
         </w:rPr>
-        <w:t>The full worksheet for this lab is in labs/lab-18-*.md.</w:t>
+        <w:t>The full worksheet and the data files for this lab are in labs/lab-18-multiple-regression-and-model-diagnostics-black-belt-only/.</w:t>
       </w:r>
     </w:p>
     <w:p/>
@@ -7533,6 +8005,29 @@
           <w:color w:val="1F6FEB"/>
           <w:sz w:val="22"/>
         </w:rPr>
+        <w:t>Data files for this lab</w:t>
+      </w:r>
+    </w:p>
+    <w:p>
+      <w:pPr>
+        <w:pStyle w:val="ListBullet"/>
+      </w:pPr>
+      <w:r>
+        <w:t>lab-19-anova-interactions-nonparametric.xlsx — dataset. One-way ANOVA across four seal-ring suppliers, a two-way ANOVA (plant x shift) containing a genuine interaction, and skewed data for Kruskal-Wallis.</w:t>
+      </w:r>
+    </w:p>
+    <w:p>
+      <w:r>
+        <w:t>Each workbook opens on a Data Dictionary sheet defining every column, its unit and the specification limits.</w:t>
+      </w:r>
+    </w:p>
+    <w:p>
+      <w:r>
+        <w:rPr>
+          <w:b/>
+          <w:color w:val="1F6FEB"/>
+          <w:sz w:val="22"/>
+        </w:rPr>
         <w:t>Check your work</w:t>
       </w:r>
     </w:p>
@@ -7553,7 +8048,7 @@
         <w:rPr>
           <w:sz w:val="20"/>
         </w:rPr>
-        <w:t>The full worksheet for this lab is in labs/lab-19-*.md.</w:t>
+        <w:t>The full worksheet and the data files for this lab are in labs/lab-19-anova-interactions-and-nonparametric-tests-black-belt-only/.</w:t>
       </w:r>
     </w:p>
     <w:p/>
@@ -7854,6 +8349,29 @@
           <w:color w:val="1F6FEB"/>
           <w:sz w:val="22"/>
         </w:rPr>
+        <w:t>Data files for this lab</w:t>
+      </w:r>
+    </w:p>
+    <w:p>
+      <w:pPr>
+        <w:pStyle w:val="ListBullet"/>
+      </w:pPr>
+      <w:r>
+        <w:t>lab-20-multivari-chisquare.xlsx — dataset. A multi-vari study sampling positional, cyclical and temporal families, plus a plant x defect-mode contingency table for chi-square.</w:t>
+      </w:r>
+    </w:p>
+    <w:p>
+      <w:r>
+        <w:t>Each workbook opens on a Data Dictionary sheet defining every column, its unit and the specification limits.</w:t>
+      </w:r>
+    </w:p>
+    <w:p>
+      <w:r>
+        <w:rPr>
+          <w:b/>
+          <w:color w:val="1F6FEB"/>
+          <w:sz w:val="22"/>
+        </w:rPr>
         <w:t>Check your work</w:t>
       </w:r>
     </w:p>
@@ -7874,7 +8392,7 @@
         <w:rPr>
           <w:sz w:val="20"/>
         </w:rPr>
-        <w:t>The full worksheet for this lab is in labs/lab-20-*.md.</w:t>
+        <w:t>The full worksheet and the data files for this lab are in labs/lab-20-multivari-studies-and-chisquare-analysis-black-belt-only/.</w:t>
       </w:r>
     </w:p>
     <w:p/>
@@ -8145,6 +8663,29 @@
           <w:color w:val="1F6FEB"/>
           <w:sz w:val="22"/>
         </w:rPr>
+        <w:t>Data files for this lab</w:t>
+      </w:r>
+    </w:p>
+    <w:p>
+      <w:pPr>
+        <w:pStyle w:val="ListBullet"/>
+      </w:pPr>
+      <w:r>
+        <w:t>lab-21-analyze-tollgate-evidence.xlsx — template. The evidence register for the Analyze tollgate — every claimed root cause, the statistical test that proves it, and the p-value.</w:t>
+      </w:r>
+    </w:p>
+    <w:p>
+      <w:r>
+        <w:t>Each workbook opens on a Data Dictionary sheet defining every column, its unit and the specification limits.</w:t>
+      </w:r>
+    </w:p>
+    <w:p>
+      <w:r>
+        <w:rPr>
+          <w:b/>
+          <w:color w:val="1F6FEB"/>
+          <w:sz w:val="22"/>
+        </w:rPr>
         <w:t>Check your work</w:t>
       </w:r>
     </w:p>
@@ -8165,7 +8706,7 @@
         <w:rPr>
           <w:sz w:val="20"/>
         </w:rPr>
-        <w:t>The full worksheet for this lab is in labs/lab-21-*.md.</w:t>
+        <w:t>The full worksheet and the data files for this lab are in labs/lab-21-analyze-tollgate-proving-root-cause-and-telling-the-data-sto/.</w:t>
       </w:r>
     </w:p>
     <w:p/>
@@ -8562,6 +9103,29 @@
           <w:color w:val="1F6FEB"/>
           <w:sz w:val="22"/>
         </w:rPr>
+        <w:t>Data files for this lab</w:t>
+      </w:r>
+    </w:p>
+    <w:p>
+      <w:pPr>
+        <w:pStyle w:val="ListBullet"/>
+      </w:pPr>
+      <w:r>
+        <w:t>lab-22-solution-selection.xlsx — template. Candidate solutions generated against the proven root causes — screen and score them into an implementation set.</w:t>
+      </w:r>
+    </w:p>
+    <w:p>
+      <w:r>
+        <w:t>Each workbook opens on a Data Dictionary sheet defining every column, its unit and the specification limits.</w:t>
+      </w:r>
+    </w:p>
+    <w:p>
+      <w:r>
+        <w:rPr>
+          <w:b/>
+          <w:color w:val="1F6FEB"/>
+          <w:sz w:val="22"/>
+        </w:rPr>
         <w:t>Check your work</w:t>
       </w:r>
     </w:p>
@@ -8582,7 +9146,7 @@
         <w:rPr>
           <w:sz w:val="20"/>
         </w:rPr>
-        <w:t>The full worksheet for this lab is in labs/lab-22-*.md.</w:t>
+        <w:t>The full worksheet and the data files for this lab are in labs/lab-22-solution-generation-selection-and-lean-countermeasures-in-de/.</w:t>
       </w:r>
     </w:p>
     <w:p/>
@@ -8913,6 +9477,29 @@
           <w:color w:val="1F6FEB"/>
           <w:sz w:val="22"/>
         </w:rPr>
+        <w:t>Data files for this lab</w:t>
+      </w:r>
+    </w:p>
+    <w:p>
+      <w:pPr>
+        <w:pStyle w:val="ListBullet"/>
+      </w:pPr>
+      <w:r>
+        <w:t>lab-23-full-factorial-doe.xlsx — dataset. A replicated 2^3 full factorial (16 runs) on clamp pressure, dwell time and ambient temperature — run order already randomised.</w:t>
+      </w:r>
+    </w:p>
+    <w:p>
+      <w:r>
+        <w:t>Each workbook opens on a Data Dictionary sheet defining every column, its unit and the specification limits.</w:t>
+      </w:r>
+    </w:p>
+    <w:p>
+      <w:r>
+        <w:rPr>
+          <w:b/>
+          <w:color w:val="1F6FEB"/>
+          <w:sz w:val="22"/>
+        </w:rPr>
         <w:t>Check your work</w:t>
       </w:r>
     </w:p>
@@ -8933,7 +9520,7 @@
         <w:rPr>
           <w:sz w:val="20"/>
         </w:rPr>
-        <w:t>The full worksheet for this lab is in labs/lab-23-*.md.</w:t>
+        <w:t>The full worksheet and the data files for this lab are in labs/lab-23-full-factorial-design-of-experiments-black-belt-only/.</w:t>
       </w:r>
     </w:p>
     <w:p/>
@@ -9234,6 +9821,29 @@
           <w:color w:val="1F6FEB"/>
           <w:sz w:val="22"/>
         </w:rPr>
+        <w:t>Data files for this lab</w:t>
+      </w:r>
+    </w:p>
+    <w:p>
+      <w:pPr>
+        <w:pStyle w:val="ListBullet"/>
+      </w:pPr>
+      <w:r>
+        <w:t>lab-24-fractional-factorial-doe.xlsx — dataset. A 2^(5-1) resolution V fractional factorial — 16 runs instead of 32, five factors, generator E = ABCD.</w:t>
+      </w:r>
+    </w:p>
+    <w:p>
+      <w:r>
+        <w:t>Each workbook opens on a Data Dictionary sheet defining every column, its unit and the specification limits.</w:t>
+      </w:r>
+    </w:p>
+    <w:p>
+      <w:r>
+        <w:rPr>
+          <w:b/>
+          <w:color w:val="1F6FEB"/>
+          <w:sz w:val="22"/>
+        </w:rPr>
         <w:t>Check your work</w:t>
       </w:r>
     </w:p>
@@ -9254,7 +9864,7 @@
         <w:rPr>
           <w:sz w:val="20"/>
         </w:rPr>
-        <w:t>The full worksheet for this lab is in labs/lab-24-*.md.</w:t>
+        <w:t>The full worksheet and the data files for this lab are in labs/lab-24-fractional-factorial-designs-confounding-and-resolution-blac/.</w:t>
       </w:r>
     </w:p>
     <w:p/>
@@ -9585,6 +10195,29 @@
           <w:color w:val="1F6FEB"/>
           <w:sz w:val="22"/>
         </w:rPr>
+        <w:t>Data files for this lab</w:t>
+      </w:r>
+    </w:p>
+    <w:p>
+      <w:pPr>
+        <w:pStyle w:val="ListBullet"/>
+      </w:pPr>
+      <w:r>
+        <w:t>lab-25-rsm-central-composite.xlsx — dataset. A 13-run central composite design (4 factorial + 4 axial + 5 centre points) around the Lab 23 optimum, to find the true peak and test for curvature.</w:t>
+      </w:r>
+    </w:p>
+    <w:p>
+      <w:r>
+        <w:t>Each workbook opens on a Data Dictionary sheet defining every column, its unit and the specification limits.</w:t>
+      </w:r>
+    </w:p>
+    <w:p>
+      <w:r>
+        <w:rPr>
+          <w:b/>
+          <w:color w:val="1F6FEB"/>
+          <w:sz w:val="22"/>
+        </w:rPr>
         <w:t>Check your work</w:t>
       </w:r>
     </w:p>
@@ -9605,7 +10238,7 @@
         <w:rPr>
           <w:sz w:val="20"/>
         </w:rPr>
-        <w:t>The full worksheet for this lab is in labs/lab-25-*.md.</w:t>
+        <w:t>The full worksheet and the data files for this lab are in labs/lab-25-response-surface-methodology-and-robust-design-black-belt-on/.</w:t>
       </w:r>
     </w:p>
     <w:p/>
@@ -9869,6 +10502,29 @@
           <w:color w:val="1F6FEB"/>
           <w:sz w:val="22"/>
         </w:rPr>
+        <w:t>Data files for this lab</w:t>
+      </w:r>
+    </w:p>
+    <w:p>
+      <w:pPr>
+        <w:pStyle w:val="ListBullet"/>
+      </w:pPr>
+      <w:r>
+        <w:t>lab-26-fmea-worksheet.xlsx — template. A process FMEA worksheet pre-loaded with the seven real failure modes from this project — you score Severity, Occurrence and Detection and compute the RPN.</w:t>
+      </w:r>
+    </w:p>
+    <w:p>
+      <w:r>
+        <w:t>Each workbook opens on a Data Dictionary sheet defining every column, its unit and the specification limits.</w:t>
+      </w:r>
+    </w:p>
+    <w:p>
+      <w:r>
+        <w:rPr>
+          <w:b/>
+          <w:color w:val="1F6FEB"/>
+          <w:sz w:val="22"/>
+        </w:rPr>
         <w:t>Check your work</w:t>
       </w:r>
     </w:p>
@@ -9889,7 +10545,7 @@
         <w:rPr>
           <w:sz w:val="20"/>
         </w:rPr>
-        <w:t>The full worksheet for this lab is in labs/lab-26-*.md.</w:t>
+        <w:t>The full worksheet and the data files for this lab are in labs/lab-26-fmea-pilot-design-and-implementation-planning-in-depth/.</w:t>
       </w:r>
     </w:p>
     <w:p/>
@@ -10211,6 +10867,29 @@
           <w:color w:val="1F6FEB"/>
           <w:sz w:val="22"/>
         </w:rPr>
+        <w:t>Data files for this lab</w:t>
+      </w:r>
+    </w:p>
+    <w:p>
+      <w:pPr>
+        <w:pStyle w:val="ListBullet"/>
+      </w:pPr>
+      <w:r>
+        <w:t>lab-27-spc-control-charts.xlsx — dataset. Post-improvement control data: 30 subgroups of 5 for an Xbar-R chart, 40 individual clamp-pressure readings for an I-MR chart, and 24 weeks of defective counts for a p chart.</w:t>
+      </w:r>
+    </w:p>
+    <w:p>
+      <w:r>
+        <w:t>Each workbook opens on a Data Dictionary sheet defining every column, its unit and the specification limits.</w:t>
+      </w:r>
+    </w:p>
+    <w:p>
+      <w:r>
+        <w:rPr>
+          <w:b/>
+          <w:color w:val="1F6FEB"/>
+          <w:sz w:val="22"/>
+        </w:rPr>
         <w:t>Check your work</w:t>
       </w:r>
     </w:p>
@@ -10231,7 +10910,7 @@
         <w:rPr>
           <w:sz w:val="20"/>
         </w:rPr>
-        <w:t>The full worksheet for this lab is in labs/lab-27-*.md.</w:t>
+        <w:t>The full worksheet and the data files for this lab are in labs/lab-27-statistical-process-control-and-chart-selection-in-depth/.</w:t>
       </w:r>
     </w:p>
     <w:p/>
@@ -10510,6 +11189,29 @@
           <w:color w:val="1F6FEB"/>
           <w:sz w:val="22"/>
         </w:rPr>
+        <w:t>Data files for this lab</w:t>
+      </w:r>
+    </w:p>
+    <w:p>
+      <w:pPr>
+        <w:pStyle w:val="ListBullet"/>
+      </w:pPr>
+      <w:r>
+        <w:t>lab-28-cusum-ewma-shortrun.xlsx — dataset. 60 individual readings containing a small 0.75-sigma sustained shift at point 31 — plus a short-run sheet with three part numbers and only 15 units each.</w:t>
+      </w:r>
+    </w:p>
+    <w:p>
+      <w:r>
+        <w:t>Each workbook opens on a Data Dictionary sheet defining every column, its unit and the specification limits.</w:t>
+      </w:r>
+    </w:p>
+    <w:p>
+      <w:r>
+        <w:rPr>
+          <w:b/>
+          <w:color w:val="1F6FEB"/>
+          <w:sz w:val="22"/>
+        </w:rPr>
         <w:t>Check your work</w:t>
       </w:r>
     </w:p>
@@ -10530,7 +11232,7 @@
         <w:rPr>
           <w:sz w:val="20"/>
         </w:rPr>
-        <w:t>The full worksheet for this lab is in labs/lab-28-*.md.</w:t>
+        <w:t>The full worksheet and the data files for this lab are in labs/lab-28-cusum-ewma-and-shortrun-spc-black-belt-only/.</w:t>
       </w:r>
     </w:p>
     <w:p/>
@@ -10779,6 +11481,29 @@
           <w:color w:val="1F6FEB"/>
           <w:sz w:val="22"/>
         </w:rPr>
+        <w:t>Data files for this lab</w:t>
+      </w:r>
+    </w:p>
+    <w:p>
+      <w:pPr>
+        <w:pStyle w:val="ListBullet"/>
+      </w:pPr>
+      <w:r>
+        <w:t>lab-29-multivariate-spc-control-plan.xlsx — dataset. 50 paired clamp/dwell readings where the two variables are normally correlated — plus the project's draft control plan to govern.</w:t>
+      </w:r>
+    </w:p>
+    <w:p>
+      <w:r>
+        <w:t>Each workbook opens on a Data Dictionary sheet defining every column, its unit and the specification limits.</w:t>
+      </w:r>
+    </w:p>
+    <w:p>
+      <w:r>
+        <w:rPr>
+          <w:b/>
+          <w:color w:val="1F6FEB"/>
+          <w:sz w:val="22"/>
+        </w:rPr>
         <w:t>Check your work</w:t>
       </w:r>
     </w:p>
@@ -10799,7 +11524,7 @@
         <w:rPr>
           <w:sz w:val="20"/>
         </w:rPr>
-        <w:t>The full worksheet for this lab is in labs/lab-29-*.md.</w:t>
+        <w:t>The full worksheet and the data files for this lab are in labs/lab-29-multivariate-spc-and-control-plan-governance-black-belt-only/.</w:t>
       </w:r>
     </w:p>
     <w:p/>
@@ -11063,6 +11788,29 @@
           <w:color w:val="1F6FEB"/>
           <w:sz w:val="22"/>
         </w:rPr>
+        <w:t>Data files for this lab</w:t>
+      </w:r>
+    </w:p>
+    <w:p>
+      <w:pPr>
+        <w:pStyle w:val="ListBullet"/>
+      </w:pPr>
+      <w:r>
+        <w:t>lab-30-benefit-validation.xlsx — dataset. Before/after cost data, implementation costs and the project's headline metrics — validate the benefit the way Finance will.</w:t>
+      </w:r>
+    </w:p>
+    <w:p>
+      <w:r>
+        <w:t>Each workbook opens on a Data Dictionary sheet defining every column, its unit and the specification limits.</w:t>
+      </w:r>
+    </w:p>
+    <w:p>
+      <w:r>
+        <w:rPr>
+          <w:b/>
+          <w:color w:val="1F6FEB"/>
+          <w:sz w:val="22"/>
+        </w:rPr>
         <w:t>Check your work</w:t>
       </w:r>
     </w:p>
@@ -11083,7 +11831,7 @@
         <w:rPr>
           <w:sz w:val="20"/>
         </w:rPr>
-        <w:t>The full worksheet for this lab is in labs/lab-30-*.md.</w:t>
+        <w:t>The full worksheet and the data files for this lab are in labs/lab-30-financial-benefits-validation-handover-and-project-closure/.</w:t>
       </w:r>
     </w:p>
     <w:p/>
@@ -11404,6 +12152,29 @@
           <w:color w:val="1F6FEB"/>
           <w:sz w:val="22"/>
         </w:rPr>
+        <w:t>Data files for this lab</w:t>
+      </w:r>
+    </w:p>
+    <w:p>
+      <w:pPr>
+        <w:pStyle w:val="ListBullet"/>
+      </w:pPr>
+      <w:r>
+        <w:t>lab-31-a3-storyboard.xlsx — template. The A3 storyboard skeleton and an artifact traceability register that maps every lab output onto its panel.</w:t>
+      </w:r>
+    </w:p>
+    <w:p>
+      <w:r>
+        <w:t>Each workbook opens on a Data Dictionary sheet defining every column, its unit and the specification limits.</w:t>
+      </w:r>
+    </w:p>
+    <w:p>
+      <w:r>
+        <w:rPr>
+          <w:b/>
+          <w:color w:val="1F6FEB"/>
+          <w:sz w:val="22"/>
+        </w:rPr>
         <w:t>Check your work</w:t>
       </w:r>
     </w:p>
@@ -11424,7 +12195,7 @@
         <w:rPr>
           <w:sz w:val="20"/>
         </w:rPr>
-        <w:t>The full worksheet for this lab is in labs/lab-31-*.md.</w:t>
+        <w:t>The full worksheet and the data files for this lab are in labs/lab-31-consolidating-your-capstone-the-a3-storyboard/.</w:t>
       </w:r>
     </w:p>
     <w:p/>
@@ -11658,6 +12429,29 @@
           <w:color w:val="1F6FEB"/>
           <w:sz w:val="22"/>
         </w:rPr>
+        <w:t>Data files for this lab</w:t>
+      </w:r>
+    </w:p>
+    <w:p>
+      <w:pPr>
+        <w:pStyle w:val="ListBullet"/>
+      </w:pPr>
+      <w:r>
+        <w:t>lab-32-steering-committee-deck.xlsx — template. A slide-by-slide plan for the 15-minute steering committee presentation, plus the anticipated challenge log.</w:t>
+      </w:r>
+    </w:p>
+    <w:p>
+      <w:r>
+        <w:t>Each workbook opens on a Data Dictionary sheet defining every column, its unit and the specification limits.</w:t>
+      </w:r>
+    </w:p>
+    <w:p>
+      <w:r>
+        <w:rPr>
+          <w:b/>
+          <w:color w:val="1F6FEB"/>
+          <w:sz w:val="22"/>
+        </w:rPr>
         <w:t>Check your work</w:t>
       </w:r>
     </w:p>
@@ -11678,7 +12472,7 @@
         <w:rPr>
           <w:sz w:val="20"/>
         </w:rPr>
-        <w:t>The full worksheet for this lab is in labs/lab-32-*.md.</w:t>
+        <w:t>The full worksheet and the data files for this lab are in labs/lab-32-building-the-steering-committee-presentation/.</w:t>
       </w:r>
     </w:p>
     <w:p/>
@@ -11912,6 +12706,29 @@
           <w:color w:val="1F6FEB"/>
           <w:sz w:val="22"/>
         </w:rPr>
+        <w:t>Data files for this lab</w:t>
+      </w:r>
+    </w:p>
+    <w:p>
+      <w:pPr>
+        <w:pStyle w:val="ListBullet"/>
+      </w:pPr>
+      <w:r>
+        <w:t>lab-33-capstone-defence-rubric.xlsx — template. The rubric your capstone is assessed against, plus a peer-review form for the labs you observe.</w:t>
+      </w:r>
+    </w:p>
+    <w:p>
+      <w:r>
+        <w:t>Each workbook opens on a Data Dictionary sheet defining every column, its unit and the specification limits.</w:t>
+      </w:r>
+    </w:p>
+    <w:p>
+      <w:r>
+        <w:rPr>
+          <w:b/>
+          <w:color w:val="1F6FEB"/>
+          <w:sz w:val="22"/>
+        </w:rPr>
         <w:t>Check your work</w:t>
       </w:r>
     </w:p>
@@ -11932,7 +12749,7 @@
         <w:rPr>
           <w:sz w:val="20"/>
         </w:rPr>
-        <w:t>The full worksheet for this lab is in labs/lab-33-*.md.</w:t>
+        <w:t>The full worksheet and the data files for this lab are in labs/lab-33-capstone-presentation-and-defence/.</w:t>
       </w:r>
     </w:p>
     <w:p/>
@@ -12166,6 +12983,29 @@
           <w:color w:val="1F6FEB"/>
           <w:sz w:val="22"/>
         </w:rPr>
+        <w:t>Data files for this lab</w:t>
+      </w:r>
+    </w:p>
+    <w:p>
+      <w:pPr>
+        <w:pStyle w:val="ListBullet"/>
+      </w:pPr>
+      <w:r>
+        <w:t>lab-34-lessons-learned-mentoring.xlsx — template. A lessons-learned register, a Green Belt mentoring plan and your personal Black Belt development plan.</w:t>
+      </w:r>
+    </w:p>
+    <w:p>
+      <w:r>
+        <w:t>Each workbook opens on a Data Dictionary sheet defining every column, its unit and the specification limits.</w:t>
+      </w:r>
+    </w:p>
+    <w:p>
+      <w:r>
+        <w:rPr>
+          <w:b/>
+          <w:color w:val="1F6FEB"/>
+          <w:sz w:val="22"/>
+        </w:rPr>
         <w:t>Check your work</w:t>
       </w:r>
     </w:p>
@@ -12186,7 +13026,7 @@
         <w:rPr>
           <w:sz w:val="20"/>
         </w:rPr>
-        <w:t>The full worksheet for this lab is in labs/lab-34-*.md.</w:t>
+        <w:t>The full worksheet and the data files for this lab are in labs/lab-34-lessons-learned-mentoring-green-belts-and-your-black-belt-jo/.</w:t>
       </w:r>
     </w:p>
     <w:p/>

--- a/courseware/LG-Certified Lean Six Sigma Black Belt (CLSSBB) Training.docx
+++ b/courseware/LG-Certified Lean Six Sigma Black Belt (CLSSBB) Training.docx
@@ -468,7 +468,7 @@
               <w:rPr>
                 <w:sz w:val="19"/>
               </w:rPr>
-              <w:t>3</w:t>
+              <w:t>4</w:t>
             </w:r>
           </w:p>
         </w:tc>
